--- a/DOCUMENTS/backend/README.docx
+++ b/DOCUMENTS/backend/README.docx
@@ -8,7 +8,7 @@
         <w:spacing w:before="240" w:after="120"/>
       </w:pPr>
       <w:r>
-        <w:t xml:space="preserve">Authentic QR Backend</w:t>
+        <w:t xml:space="preserve">MSCQR Backend</w:t>
       </w:r>
     </w:p>
     <w:p>
@@ -21,7 +21,7 @@
         <w:spacing w:after="80"/>
       </w:pPr>
       <w:r>
-        <w:t xml:space="preserve">Backend API for Genuine Scan / Authentic QR.</w:t>
+        <w:t xml:space="preserve">Backend API for Genuine Scan / MSCQR.</w:t>
       </w:r>
     </w:p>
     <w:p>
